--- a/AI大模型在财务场景的应用/项目2_范例_v1.docx
+++ b/AI大模型在财务场景的应用/项目2_范例_v1.docx
@@ -4,6 +4,7 @@
   <w:body>
     <w:p>
       <w:pPr>
+        <w:pStyle w:val="Heading1"/>
         <w:spacing w:lineRule="exact" w:line="400" w:before="0" w:after="240"/>
         <w:ind w:firstLine="0"/>
         <w:jc w:val="center"/>
@@ -20,6 +21,7 @@
     </w:p>
     <w:p>
       <w:pPr>
+        <w:pStyle w:val="Heading2"/>
         <w:keepNext/>
         <w:spacing w:lineRule="exact" w:line="400" w:before="240" w:after="120"/>
         <w:ind w:firstLine="0"/>
@@ -66,7 +68,7 @@
             <wp:positionV relativeFrom="paragraph">
               <wp:posOffset>0</wp:posOffset>
             </wp:positionV>
-            <wp:extent cx="5040000" cy="3194805"/>
+            <wp:extent cx="5040000" cy="3127453"/>
             <wp:effectExtent l="0" t="0" r="0" b="0"/>
             <wp:wrapTopAndBottom/>
             <wp:docPr id="1" name="Picture 1"/>
@@ -89,7 +91,7 @@
                   <pic:spPr>
                     <a:xfrm>
                       <a:off x="0" y="0"/>
-                      <a:ext cx="5040000" cy="3194805"/>
+                      <a:ext cx="5040000" cy="3127453"/>
                     </a:xfrm>
                     <a:prstGeom prst="rect"/>
                   </pic:spPr>
@@ -178,7 +180,7 @@
             <wp:positionV relativeFrom="paragraph">
               <wp:posOffset>0</wp:posOffset>
             </wp:positionV>
-            <wp:extent cx="5040000" cy="3470858"/>
+            <wp:extent cx="5040000" cy="3127453"/>
             <wp:effectExtent l="0" t="0" r="0" b="0"/>
             <wp:wrapTopAndBottom/>
             <wp:docPr id="2" name="Picture 2"/>
@@ -201,7 +203,7 @@
                   <pic:spPr>
                     <a:xfrm>
                       <a:off x="0" y="0"/>
-                      <a:ext cx="5040000" cy="3470858"/>
+                      <a:ext cx="5040000" cy="3127453"/>
                     </a:xfrm>
                     <a:prstGeom prst="rect"/>
                   </pic:spPr>
@@ -260,6 +262,7 @@
     </w:p>
     <w:p>
       <w:pPr>
+        <w:pStyle w:val="Heading2"/>
         <w:keepNext/>
         <w:spacing w:lineRule="exact" w:line="400" w:before="240" w:after="120"/>
         <w:ind w:firstLine="0"/>
@@ -276,6 +279,7 @@
     </w:p>
     <w:p>
       <w:pPr>
+        <w:pStyle w:val="Heading3"/>
         <w:keepNext/>
         <w:spacing w:lineRule="exact" w:line="400" w:before="120" w:after="0"/>
         <w:ind w:firstLine="0"/>
@@ -354,6 +358,7 @@
     </w:p>
     <w:p>
       <w:pPr>
+        <w:pStyle w:val="Heading3"/>
         <w:keepNext/>
         <w:spacing w:lineRule="exact" w:line="400" w:before="120" w:after="0"/>
         <w:ind w:firstLine="0"/>
@@ -415,6 +420,7 @@
     </w:p>
     <w:p>
       <w:pPr>
+        <w:pStyle w:val="Heading3"/>
         <w:keepNext/>
         <w:spacing w:lineRule="exact" w:line="400" w:before="120" w:after="0"/>
         <w:ind w:firstLine="0"/>
@@ -1295,6 +1301,7 @@
     </w:p>
     <w:p>
       <w:pPr>
+        <w:pStyle w:val="Heading3"/>
         <w:keepNext/>
         <w:spacing w:lineRule="exact" w:line="400" w:before="120" w:after="0"/>
         <w:ind w:firstLine="0"/>
@@ -2441,6 +2448,7 @@
     </w:p>
     <w:p>
       <w:pPr>
+        <w:pStyle w:val="Heading3"/>
         <w:keepNext/>
         <w:spacing w:lineRule="exact" w:line="400" w:before="120" w:after="0"/>
         <w:ind w:firstLine="0"/>
@@ -3201,6 +3209,7 @@
     </w:p>
     <w:p>
       <w:pPr>
+        <w:pStyle w:val="Heading3"/>
         <w:keepNext/>
         <w:spacing w:lineRule="exact" w:line="400" w:before="120" w:after="0"/>
         <w:ind w:firstLine="0"/>
@@ -3289,6 +3298,7 @@
     </w:p>
     <w:p>
       <w:pPr>
+        <w:pStyle w:val="Heading3"/>
         <w:keepNext/>
         <w:spacing w:lineRule="exact" w:line="400" w:before="120" w:after="0"/>
         <w:ind w:firstLine="0"/>
@@ -3496,6 +3506,7 @@
     </w:p>
     <w:p>
       <w:pPr>
+        <w:pStyle w:val="Heading2"/>
         <w:keepNext/>
         <w:spacing w:lineRule="exact" w:line="400" w:before="240" w:after="120"/>
         <w:ind w:firstLine="0"/>
@@ -3512,6 +3523,7 @@
     </w:p>
     <w:p>
       <w:pPr>
+        <w:pStyle w:val="Heading3"/>
         <w:keepNext/>
         <w:spacing w:lineRule="exact" w:line="400" w:before="120" w:after="0"/>
         <w:ind w:firstLine="0"/>
@@ -3590,6 +3602,7 @@
     </w:p>
     <w:p>
       <w:pPr>
+        <w:pStyle w:val="Heading3"/>
         <w:keepNext/>
         <w:spacing w:lineRule="exact" w:line="400" w:before="120" w:after="0"/>
         <w:ind w:firstLine="0"/>
@@ -3651,7 +3664,7 @@
             <wp:positionV relativeFrom="paragraph">
               <wp:posOffset>0</wp:posOffset>
             </wp:positionV>
-            <wp:extent cx="4680000" cy="2983810"/>
+            <wp:extent cx="4680000" cy="2904063"/>
             <wp:effectExtent l="0" t="0" r="0" b="0"/>
             <wp:wrapTopAndBottom/>
             <wp:docPr id="4" name="Picture 4"/>
@@ -3674,7 +3687,7 @@
                   <pic:spPr>
                     <a:xfrm>
                       <a:off x="0" y="0"/>
-                      <a:ext cx="4680000" cy="2983810"/>
+                      <a:ext cx="4680000" cy="2904063"/>
                     </a:xfrm>
                     <a:prstGeom prst="rect"/>
                   </pic:spPr>
@@ -3718,6 +3731,7 @@
     </w:p>
     <w:p>
       <w:pPr>
+        <w:pStyle w:val="Heading3"/>
         <w:keepNext/>
         <w:spacing w:lineRule="exact" w:line="400" w:before="120" w:after="0"/>
         <w:ind w:firstLine="0"/>
@@ -3824,6 +3838,7 @@
     </w:p>
     <w:p>
       <w:pPr>
+        <w:pStyle w:val="Heading3"/>
         <w:keepNext/>
         <w:spacing w:lineRule="exact" w:line="400" w:before="120" w:after="0"/>
         <w:ind w:firstLine="0"/>
@@ -5043,6 +5058,7 @@
     </w:p>
     <w:p>
       <w:pPr>
+        <w:pStyle w:val="Heading3"/>
         <w:keepNext/>
         <w:spacing w:lineRule="exact" w:line="400" w:before="120" w:after="0"/>
         <w:ind w:firstLine="0"/>
@@ -6887,6 +6903,7 @@
     </w:p>
     <w:p>
       <w:pPr>
+        <w:pStyle w:val="Heading3"/>
         <w:keepNext/>
         <w:spacing w:lineRule="exact" w:line="400" w:before="120" w:after="0"/>
         <w:ind w:firstLine="0"/>
@@ -6999,6 +7016,7 @@
     </w:p>
     <w:p>
       <w:pPr>
+        <w:pStyle w:val="Heading3"/>
         <w:keepNext/>
         <w:spacing w:lineRule="exact" w:line="400" w:before="120" w:after="0"/>
         <w:ind w:firstLine="0"/>
@@ -7206,6 +7224,7 @@
     </w:p>
     <w:p>
       <w:pPr>
+        <w:pStyle w:val="Heading2"/>
         <w:keepNext/>
         <w:spacing w:lineRule="exact" w:line="400" w:before="240" w:after="120"/>
         <w:ind w:firstLine="0"/>
@@ -7222,6 +7241,7 @@
     </w:p>
     <w:p>
       <w:pPr>
+        <w:pStyle w:val="Heading3"/>
         <w:keepNext/>
         <w:spacing w:lineRule="exact" w:line="400" w:before="120" w:after="0"/>
         <w:ind w:firstLine="0"/>
@@ -7300,6 +7320,7 @@
     </w:p>
     <w:p>
       <w:pPr>
+        <w:pStyle w:val="Heading3"/>
         <w:keepNext/>
         <w:spacing w:lineRule="exact" w:line="400" w:before="120" w:after="0"/>
         <w:ind w:firstLine="0"/>
@@ -7391,6 +7412,7 @@
     </w:p>
     <w:p>
       <w:pPr>
+        <w:pStyle w:val="Heading3"/>
         <w:keepNext/>
         <w:spacing w:lineRule="exact" w:line="400" w:before="120" w:after="0"/>
         <w:ind w:firstLine="0"/>
@@ -8023,6 +8045,7 @@
     </w:p>
     <w:p>
       <w:pPr>
+        <w:pStyle w:val="Heading3"/>
         <w:keepNext/>
         <w:spacing w:lineRule="exact" w:line="400" w:before="120" w:after="0"/>
         <w:ind w:firstLine="0"/>
@@ -8800,6 +8823,7 @@
     </w:p>
     <w:p>
       <w:pPr>
+        <w:pStyle w:val="Heading3"/>
         <w:keepNext/>
         <w:spacing w:lineRule="exact" w:line="400" w:before="120" w:after="0"/>
         <w:ind w:firstLine="0"/>
@@ -8989,6 +9013,7 @@
     </w:p>
     <w:p>
       <w:pPr>
+        <w:pStyle w:val="Heading3"/>
         <w:keepNext/>
         <w:spacing w:lineRule="exact" w:line="400" w:before="120" w:after="0"/>
         <w:ind w:firstLine="0"/>
@@ -9077,6 +9102,7 @@
     </w:p>
     <w:p>
       <w:pPr>
+        <w:pStyle w:val="Heading3"/>
         <w:keepNext/>
         <w:spacing w:lineRule="exact" w:line="400" w:before="120" w:after="0"/>
         <w:ind w:firstLine="0"/>
@@ -9284,6 +9310,7 @@
     </w:p>
     <w:p>
       <w:pPr>
+        <w:pStyle w:val="Heading2"/>
         <w:keepNext/>
         <w:spacing w:lineRule="exact" w:line="400" w:before="240" w:after="120"/>
         <w:ind w:firstLine="0"/>
@@ -9295,7 +9322,7 @@
           <w:color w:val="000000"/>
           <w:sz w:val="28"/>
         </w:rPr>
-        <w:t>项目小结</w:t>
+        <w:t>项目总结</w:t>
       </w:r>
     </w:p>
     <w:p>
@@ -9345,6 +9372,7 @@
     </w:p>
     <w:p>
       <w:pPr>
+        <w:pStyle w:val="Heading2"/>
         <w:keepNext/>
         <w:spacing w:lineRule="exact" w:line="400" w:before="240" w:after="120"/>
         <w:ind w:firstLine="0"/>
@@ -9401,7 +9429,7 @@
           <w:color w:val="000000"/>
           <w:sz w:val="24"/>
         </w:rPr>
-        <w:t>第二种是权责发生制，即以收入和费用的权利与义务是否发生作为记录时间，而不以款项收付为准。例如，一笔活动在九月举办，但对方要求十月付款，按照权责发生制，费用应当在九月确认；如果按收付实现制，则要等到十月付款时才记为支出。我国企业会计准则以权责发生制为基础，因此企业的利润表反映的是某一期间的经营成果，而不仅是现金的进出。</w:t>
+        <w:t>第二种是权责发生制，即以收入和费用的权利与义务是否发生作为记录时间，而不以款项收付为准。例如，一笔活动在九月举办，但对方要求十月付款，按照权责发生制，费用应当在九月确认；如果按收付实现制，则要等到十月付款时才记为支出。我国企业会计准则以权责发生制为基础（依据见本项目“法律与制度依据”第1条），因此企业的利润表反映的是某一期间的经营成果，而不仅是现金的进出。</w:t>
       </w:r>
     </w:p>
     <w:p>
@@ -9451,6 +9479,7 @@
     </w:p>
     <w:p>
       <w:pPr>
+        <w:pStyle w:val="Heading2"/>
         <w:keepNext/>
         <w:spacing w:lineRule="exact" w:line="400" w:before="240" w:after="120"/>
         <w:ind w:firstLine="0"/>
@@ -9597,6 +9626,100 @@
         <w:t>7.</w:t>
         <w:tab/>
         <w:t>写一段不超过300字的反思，说明在本项目中，哪些判断由大模型完成，哪些判断由你自己完成，以及你如何确认大模型的结论是可靠的。</w:t>
+      </w:r>
+    </w:p>
+    <w:p>
+      <w:pPr>
+        <w:pStyle w:val="Heading2"/>
+        <w:keepNext/>
+        <w:spacing w:lineRule="exact" w:line="400" w:before="240" w:after="120"/>
+        <w:ind w:firstLine="0"/>
+      </w:pPr>
+      <w:r>
+        <w:rPr>
+          <w:rFonts w:ascii="Times New Roman" w:hAnsi="Times New Roman" w:eastAsia="黑体"/>
+          <w:b/>
+          <w:color w:val="000000"/>
+          <w:sz w:val="28"/>
+        </w:rPr>
+        <w:t>法律与制度依据（本项目引用）</w:t>
+      </w:r>
+    </w:p>
+    <w:p>
+      <w:pPr>
+        <w:spacing w:lineRule="exact" w:line="400" w:before="0" w:after="0"/>
+        <w:ind w:firstLine="480"/>
+      </w:pPr>
+      <w:r>
+        <w:rPr>
+          <w:rFonts w:ascii="Times New Roman" w:hAnsi="Times New Roman" w:eastAsia="宋体"/>
+          <w:b w:val="0"/>
+          <w:color w:val="000000"/>
+          <w:sz w:val="24"/>
+        </w:rPr>
+        <w:t>本项目正文引用的法律法规条文共1条，已对照财政部网站及国家机关公开发布的文本核实，核实日期为2026年10月27日。该条文仅在拓展部分引用。</w:t>
+      </w:r>
+    </w:p>
+    <w:p>
+      <w:pPr>
+        <w:spacing w:lineRule="exact" w:line="400" w:before="0" w:after="0"/>
+        <w:ind w:left="480" w:hanging="480"/>
+      </w:pPr>
+      <w:r>
+        <w:rPr>
+          <w:rFonts w:ascii="Times New Roman" w:hAnsi="Times New Roman" w:eastAsia="宋体"/>
+          <w:b w:val="0"/>
+          <w:color w:val="000000"/>
+          <w:sz w:val="24"/>
+        </w:rPr>
+        <w:t>1.</w:t>
+        <w:tab/>
+        <w:t>《企业会计准则——基本准则》，财政部令第33号发布（2006年2月15日），财政部令第76号修改（2014年7月23日）。引用条文：第九条，“企业应当以权责发生制为基础进行会计确认、计量和报告”。核实情况：现行有效。</w:t>
+      </w:r>
+    </w:p>
+    <w:p>
+      <w:pPr>
+        <w:spacing w:lineRule="exact" w:line="400" w:before="0" w:after="0"/>
+        <w:ind w:firstLine="480"/>
+      </w:pPr>
+      <w:r>
+        <w:rPr>
+          <w:rFonts w:ascii="Times New Roman" w:hAnsi="Times New Roman" w:eastAsia="宋体"/>
+          <w:b w:val="0"/>
+          <w:color w:val="000000"/>
+          <w:sz w:val="24"/>
+        </w:rPr>
+        <w:t>**注意事项**：</w:t>
+      </w:r>
+    </w:p>
+    <w:p>
+      <w:pPr>
+        <w:spacing w:lineRule="exact" w:line="400" w:before="0" w:after="0"/>
+        <w:ind w:firstLine="480"/>
+      </w:pPr>
+      <w:r>
+        <w:rPr>
+          <w:rFonts w:ascii="Times New Roman" w:hAnsi="Times New Roman" w:eastAsia="宋体"/>
+          <w:b w:val="0"/>
+          <w:color w:val="000000"/>
+          <w:sz w:val="24"/>
+        </w:rPr>
+        <w:t>- 出版前应在财政部官方网站和国家法律法规数据库复核该准则的现行有效文本。</w:t>
+      </w:r>
+    </w:p>
+    <w:p>
+      <w:pPr>
+        <w:spacing w:lineRule="exact" w:line="400" w:before="0" w:after="0"/>
+        <w:ind w:firstLine="480"/>
+      </w:pPr>
+      <w:r>
+        <w:rPr>
+          <w:rFonts w:ascii="Times New Roman" w:hAnsi="Times New Roman" w:eastAsia="宋体"/>
+          <w:b w:val="0"/>
+          <w:color w:val="000000"/>
+          <w:sz w:val="24"/>
+        </w:rPr>
+        <w:t>- 本项目中的收支记录、预算与实际对比，属于学生组织和小微企业的日常管理方法，不等同于企业正式的会计核算，不应替代企业的正式会计制度。</w:t>
       </w:r>
     </w:p>
     <w:sectPr>

--- a/AI大模型在财务场景的应用/项目2_范例_v1.docx
+++ b/AI大模型在财务场景的应用/项目2_范例_v1.docx
@@ -9674,7 +9674,7 @@
         </w:rPr>
         <w:t>1.</w:t>
         <w:tab/>
-        <w:t>《企业会计准则——基本准则》，财政部令第33号发布（2006年2月15日），财政部令第76号修改（2014年7月23日）。引用条文：第九条，“企业应当以权责发生制为基础进行会计确认、计量和报告”。核实情况：现行有效。</w:t>
+        <w:t>《企业会计准则——基本准则》，财政部令第33号发布（2006年2月15日）。引用条文：第九条，“企业应当以权责发生制为基础进行会计确认、计量和报告”。核实情况：现行有效。</w:t>
       </w:r>
     </w:p>
     <w:p>

--- a/AI大模型在财务场景的应用/项目2_范例_v1.docx
+++ b/AI大模型在财务场景的应用/项目2_范例_v1.docx
@@ -3174,7 +3174,7 @@
           <w:color w:val="000000"/>
           <w:sz w:val="24"/>
         </w:rPr>
-        <w:t>在实际操作中，可以按照下面的步骤建立一张流水表。第一步，新建工作表，在第一行依次填写日期、摘要、收入、支出、余额、类别、票据号和备注八个字段，并冻结首行，便于滚动查看。第二步，把日期列设置为日期格式，把收入和支出列设置为数值格式并保留两位小数，这样可以避免“2026.9.5”和“2026-09-05”同时存在的情况。第三步，在余额列的第二行输入公式：收入加上一行余额，再减去本行支出，然后向下填充。第四步，在类别列使用下拉列表，列表内容即表2-1 中的小类，这样可以减少拼写不一致造成的分类错误。第五步，在表格底部用求和函数分别计算收入合计与支出合计，并检查“期初余额加收入合计减支出合计”是否等于期末余额。第六步，每周用筛选功能查看“票据号为空”的记录，并逐一补充票据或说明原因。</w:t>
+        <w:t>在实际操作中，可以按照下面的步骤建立一张流水表。第一步，新建工作表，在第一行依次填写日期、摘要、收入、支出、余额、类别、票据号和备注八个字段，并冻结首行，便于滚动查看。第二步，把日期列设置为日期格式，把收入和支出列设置为数值格式并保留两位小数，这样可以避免“2026.9.5”和“2026-09-05”同时存在的情况。第三步，在余额列的第二行输入公式：上一行余额加上本行收入，再减去本行支出，然后向下填充。第四步，在类别列使用下拉列表，列表内容即表2-1 中的小类，这样可以减少拼写不一致造成的分类错误。第五步，在表格底部用求和函数分别计算收入合计与支出合计，并检查“期初余额加收入合计减支出合计”是否等于期末余额。第六步，每周用筛选功能查看“票据号为空”的记录，并逐一补充票据或说明原因。</w:t>
       </w:r>
     </w:p>
     <w:p>
@@ -3597,7 +3597,7 @@
           <w:color w:val="000000"/>
           <w:sz w:val="24"/>
         </w:rPr>
-        <w:t>青禾文具9月份的开支汇总完成后，财务主管陈静请孙悦用大模型生成一张“预算与实际对比表”，提交给周明。孙悦照做了，大模型给出的表格看起来很专业，但陈静逐行核对时发现，宣传物料一行的差异额与预算数据对不上。她对孙悦说：“对比表的价值，在于每一个差异都经得起追问。表格好看不重要，数字对才重要。”</w:t>
+        <w:t>青禾文具9月份的开支汇总完成后，财务主管陈静请孙悦用大模型生成一张“预算与实际对比表”，提交给公司总经理周明。孙悦照做了，大模型给出的表格看起来很专业，但陈静逐行核对时发现，宣传物料一行的差异额与预算数据对不上。她对孙悦说：“对比表的价值，在于每一个差异都经得起追问。表格好看不重要，数字对才重要。”</w:t>
       </w:r>
     </w:p>
     <w:p>
@@ -4956,7 +4956,7 @@
           <w:color w:val="000000"/>
           <w:sz w:val="24"/>
         </w:rPr>
-        <w:t>表2-4 中的收入部分也需要同样处理。学院拨款按时到账，差异为零；社员会费预算600元，按30人每人20元计算，实际收到540元，差异额为-60元，差异率为-10.0%，原因是有3名社员未按时缴费。校外赞助300元，与预算一致。收入合计预算2100元，实际2040元，差异额为-60元。</w:t>
+        <w:t>表2-4 只列出了支出，收入部分也需要同样处理。学院拨款按时到账，差异为零；社员会费预算600元，按30人每人20元计算，实际收到540元，差异额为-60元，差异率为-10.0%，原因是有3名社员未按时缴费。校外赞助300元，与预算一致。收入合计预算2100元，实际2040元，差异额为-60元。</w:t>
       </w:r>
     </w:p>
     <w:p>
@@ -5508,6 +5508,132 @@
                 <w:sz w:val="21"/>
               </w:rPr>
               <w:t>+24.0%</w:t>
+            </w:r>
+          </w:p>
+        </w:tc>
+      </w:tr>
+      <w:tr>
+        <w:tc>
+          <w:tcPr>
+            <w:tcW w:type="dxa" w:w="1385"/>
+          </w:tcPr>
+          <w:p>
+            <w:pPr>
+              <w:spacing w:lineRule="exact" w:line="300" w:before="0" w:after="0"/>
+              <w:ind w:firstLine="0"/>
+            </w:pPr>
+            <w:r>
+              <w:rPr>
+                <w:rFonts w:ascii="Times New Roman" w:hAnsi="Times New Roman" w:eastAsia="宋体"/>
+                <w:b w:val="0"/>
+                <w:color w:val="000000"/>
+                <w:sz w:val="21"/>
+              </w:rPr>
+              <w:t>业务部</w:t>
+            </w:r>
+          </w:p>
+        </w:tc>
+        <w:tc>
+          <w:tcPr>
+            <w:tcW w:type="dxa" w:w="1385"/>
+          </w:tcPr>
+          <w:p>
+            <w:pPr>
+              <w:spacing w:lineRule="exact" w:line="300" w:before="0" w:after="0"/>
+              <w:ind w:firstLine="0"/>
+            </w:pPr>
+            <w:r>
+              <w:rPr>
+                <w:rFonts w:ascii="Times New Roman" w:hAnsi="Times New Roman" w:eastAsia="宋体"/>
+                <w:b w:val="0"/>
+                <w:color w:val="000000"/>
+                <w:sz w:val="21"/>
+              </w:rPr>
+              <w:t>宣传物料</w:t>
+            </w:r>
+          </w:p>
+        </w:tc>
+        <w:tc>
+          <w:tcPr>
+            <w:tcW w:type="dxa" w:w="1385"/>
+          </w:tcPr>
+          <w:p>
+            <w:pPr>
+              <w:spacing w:lineRule="exact" w:line="300" w:before="0" w:after="0"/>
+              <w:ind w:firstLine="0"/>
+              <w:jc w:val="right"/>
+            </w:pPr>
+            <w:r>
+              <w:rPr>
+                <w:rFonts w:ascii="Times New Roman" w:hAnsi="Times New Roman" w:eastAsia="宋体"/>
+                <w:b w:val="0"/>
+                <w:color w:val="000000"/>
+                <w:sz w:val="21"/>
+              </w:rPr>
+              <w:t>2400</w:t>
+            </w:r>
+          </w:p>
+        </w:tc>
+        <w:tc>
+          <w:tcPr>
+            <w:tcW w:type="dxa" w:w="1385"/>
+          </w:tcPr>
+          <w:p>
+            <w:pPr>
+              <w:spacing w:lineRule="exact" w:line="300" w:before="0" w:after="0"/>
+              <w:ind w:firstLine="0"/>
+              <w:jc w:val="right"/>
+            </w:pPr>
+            <w:r>
+              <w:rPr>
+                <w:rFonts w:ascii="Times New Roman" w:hAnsi="Times New Roman" w:eastAsia="宋体"/>
+                <w:b w:val="0"/>
+                <w:color w:val="000000"/>
+                <w:sz w:val="21"/>
+              </w:rPr>
+              <w:t>2950</w:t>
+            </w:r>
+          </w:p>
+        </w:tc>
+        <w:tc>
+          <w:tcPr>
+            <w:tcW w:type="dxa" w:w="1385"/>
+          </w:tcPr>
+          <w:p>
+            <w:pPr>
+              <w:spacing w:lineRule="exact" w:line="300" w:before="0" w:after="0"/>
+              <w:ind w:firstLine="0"/>
+              <w:jc w:val="right"/>
+            </w:pPr>
+            <w:r>
+              <w:rPr>
+                <w:rFonts w:ascii="Times New Roman" w:hAnsi="Times New Roman" w:eastAsia="宋体"/>
+                <w:b w:val="0"/>
+                <w:color w:val="000000"/>
+                <w:sz w:val="21"/>
+              </w:rPr>
+              <w:t>+550</w:t>
+            </w:r>
+          </w:p>
+        </w:tc>
+        <w:tc>
+          <w:tcPr>
+            <w:tcW w:type="dxa" w:w="1385"/>
+          </w:tcPr>
+          <w:p>
+            <w:pPr>
+              <w:spacing w:lineRule="exact" w:line="300" w:before="0" w:after="0"/>
+              <w:ind w:firstLine="0"/>
+              <w:jc w:val="right"/>
+            </w:pPr>
+            <w:r>
+              <w:rPr>
+                <w:rFonts w:ascii="Times New Roman" w:hAnsi="Times New Roman" w:eastAsia="宋体"/>
+                <w:b w:val="0"/>
+                <w:color w:val="000000"/>
+                <w:sz w:val="21"/>
+              </w:rPr>
+              <w:t>+22.9%</w:t>
             </w:r>
           </w:p>
         </w:tc>
@@ -6033,132 +6159,6 @@
                 <w:color w:val="000000"/>
                 <w:sz w:val="21"/>
               </w:rPr>
-              <w:t>业务部</w:t>
-            </w:r>
-          </w:p>
-        </w:tc>
-        <w:tc>
-          <w:tcPr>
-            <w:tcW w:type="dxa" w:w="1385"/>
-          </w:tcPr>
-          <w:p>
-            <w:pPr>
-              <w:spacing w:lineRule="exact" w:line="300" w:before="0" w:after="0"/>
-              <w:ind w:firstLine="0"/>
-            </w:pPr>
-            <w:r>
-              <w:rPr>
-                <w:rFonts w:ascii="Times New Roman" w:hAnsi="Times New Roman" w:eastAsia="宋体"/>
-                <w:b w:val="0"/>
-                <w:color w:val="000000"/>
-                <w:sz w:val="21"/>
-              </w:rPr>
-              <w:t>宣传物料</w:t>
-            </w:r>
-          </w:p>
-        </w:tc>
-        <w:tc>
-          <w:tcPr>
-            <w:tcW w:type="dxa" w:w="1385"/>
-          </w:tcPr>
-          <w:p>
-            <w:pPr>
-              <w:spacing w:lineRule="exact" w:line="300" w:before="0" w:after="0"/>
-              <w:ind w:firstLine="0"/>
-              <w:jc w:val="right"/>
-            </w:pPr>
-            <w:r>
-              <w:rPr>
-                <w:rFonts w:ascii="Times New Roman" w:hAnsi="Times New Roman" w:eastAsia="宋体"/>
-                <w:b w:val="0"/>
-                <w:color w:val="000000"/>
-                <w:sz w:val="21"/>
-              </w:rPr>
-              <w:t>2400</w:t>
-            </w:r>
-          </w:p>
-        </w:tc>
-        <w:tc>
-          <w:tcPr>
-            <w:tcW w:type="dxa" w:w="1385"/>
-          </w:tcPr>
-          <w:p>
-            <w:pPr>
-              <w:spacing w:lineRule="exact" w:line="300" w:before="0" w:after="0"/>
-              <w:ind w:firstLine="0"/>
-              <w:jc w:val="right"/>
-            </w:pPr>
-            <w:r>
-              <w:rPr>
-                <w:rFonts w:ascii="Times New Roman" w:hAnsi="Times New Roman" w:eastAsia="宋体"/>
-                <w:b w:val="0"/>
-                <w:color w:val="000000"/>
-                <w:sz w:val="21"/>
-              </w:rPr>
-              <w:t>2950</w:t>
-            </w:r>
-          </w:p>
-        </w:tc>
-        <w:tc>
-          <w:tcPr>
-            <w:tcW w:type="dxa" w:w="1385"/>
-          </w:tcPr>
-          <w:p>
-            <w:pPr>
-              <w:spacing w:lineRule="exact" w:line="300" w:before="0" w:after="0"/>
-              <w:ind w:firstLine="0"/>
-              <w:jc w:val="right"/>
-            </w:pPr>
-            <w:r>
-              <w:rPr>
-                <w:rFonts w:ascii="Times New Roman" w:hAnsi="Times New Roman" w:eastAsia="宋体"/>
-                <w:b w:val="0"/>
-                <w:color w:val="000000"/>
-                <w:sz w:val="21"/>
-              </w:rPr>
-              <w:t>+550</w:t>
-            </w:r>
-          </w:p>
-        </w:tc>
-        <w:tc>
-          <w:tcPr>
-            <w:tcW w:type="dxa" w:w="1385"/>
-          </w:tcPr>
-          <w:p>
-            <w:pPr>
-              <w:spacing w:lineRule="exact" w:line="300" w:before="0" w:after="0"/>
-              <w:ind w:firstLine="0"/>
-              <w:jc w:val="right"/>
-            </w:pPr>
-            <w:r>
-              <w:rPr>
-                <w:rFonts w:ascii="Times New Roman" w:hAnsi="Times New Roman" w:eastAsia="宋体"/>
-                <w:b w:val="0"/>
-                <w:color w:val="000000"/>
-                <w:sz w:val="21"/>
-              </w:rPr>
-              <w:t>+22.9%</w:t>
-            </w:r>
-          </w:p>
-        </w:tc>
-      </w:tr>
-      <w:tr>
-        <w:tc>
-          <w:tcPr>
-            <w:tcW w:type="dxa" w:w="1385"/>
-          </w:tcPr>
-          <w:p>
-            <w:pPr>
-              <w:spacing w:lineRule="exact" w:line="300" w:before="0" w:after="0"/>
-              <w:ind w:firstLine="0"/>
-            </w:pPr>
-            <w:r>
-              <w:rPr>
-                <w:rFonts w:ascii="Times New Roman" w:hAnsi="Times New Roman" w:eastAsia="宋体"/>
-                <w:b w:val="0"/>
-                <w:color w:val="000000"/>
-                <w:sz w:val="21"/>
-              </w:rPr>
               <w:t>合计</w:t>
             </w:r>
           </w:p>
@@ -8380,7 +8380,7 @@
                 <w:color w:val="000000"/>
                 <w:sz w:val="21"/>
               </w:rPr>
-              <w:t>赵磊审批，陈静复核</w:t>
+              <w:t>业务部负责人审批，陈静复核</w:t>
             </w:r>
           </w:p>
         </w:tc>
@@ -8689,7 +8689,7 @@
                 <w:color w:val="000000"/>
                 <w:sz w:val="21"/>
               </w:rPr>
-              <w:t>单价上涨1.40元至1.50元</w:t>
+              <w:t>单价上涨0.10元（1.40元→1.50元）</w:t>
             </w:r>
           </w:p>
         </w:tc>
@@ -9176,7 +9176,7 @@
           <w:color w:val="000000"/>
           <w:sz w:val="24"/>
         </w:rPr>
-        <w:t>孙悦用价量分解法计算了宣传物料的差异，发现超支的主要原因是加印72份，而不是单价。她还核对了加印记录，发现其中有一次加印没有经过审批。周明在例会上听取了分析，要求业务部在下月起，印量超出预算时须先经赵磊审批。陈静补充说，这次超支的分析，关键在于每一条原因都找到了证据。</w:t>
+        <w:t>孙悦用价量分解法计算了宣传物料的差异，发现超支的主要原因是加印72份，而不是单价。她还核对了加印记录，发现其中有一次加印没有经过审批。周明在例会上听取了分析，要求业务部在下月起，印量超出预算时须先经业务部负责人审批。陈静补充说，这次超支的分析，关键在于每一条原因都找到了证据。</w:t>
       </w:r>
     </w:p>
     <w:p>

--- a/AI大模型在财务场景的应用/项目2_范例_v1.docx
+++ b/AI大模型在财务场景的应用/项目2_范例_v1.docx
@@ -161,73 +161,6 @@
           <w:sz w:val="24"/>
         </w:rPr>
         <w:t>素养目标：养成“先记录、后分析”的习惯；理解预算是约束也是沟通工具；在使用大模型时，始终由自己对数字和结论负责。</w:t>
-      </w:r>
-    </w:p>
-    <w:p>
-      <w:pPr>
-        <w:keepNext/>
-        <w:spacing w:lineRule="exact" w:line="400" w:before="0" w:after="0"/>
-        <w:ind w:firstLine="0"/>
-        <w:jc w:val="center"/>
-      </w:pPr>
-      <w:r>
-        <w:drawing>
-          <wp:anchor distT="0" distB="0" distL="0" distR="0" simplePos="0" relativeHeight="251658240" behindDoc="0" locked="0" layoutInCell="1" allowOverlap="0">
-            <wp:simplePos x="0" y="0"/>
-            <wp:positionH relativeFrom="column">
-              <wp:align>center</wp:align>
-            </wp:positionH>
-            <wp:positionV relativeFrom="paragraph">
-              <wp:posOffset>0</wp:posOffset>
-            </wp:positionV>
-            <wp:extent cx="5040000" cy="3127453"/>
-            <wp:effectExtent l="0" t="0" r="0" b="0"/>
-            <wp:wrapTopAndBottom/>
-            <wp:docPr id="2" name="Picture 2"/>
-            <wp:cNvGraphicFramePr xmlns:a="http://schemas.openxmlformats.org/drawingml/2006/main">
-              <a:graphicFrameLocks noChangeAspect="1"/>
-            </wp:cNvGraphicFramePr>
-            <a:graphic xmlns:a="http://schemas.openxmlformats.org/drawingml/2006/main" xmlns:pic="http://schemas.openxmlformats.org/drawingml/2006/picture">
-              <a:graphicData uri="http://schemas.openxmlformats.org/drawingml/2006/picture">
-                <pic:pic>
-                  <pic:nvPicPr>
-                    <pic:cNvPr id="0" name="项目2_图2-2_知识图谱_v1.png"/>
-                    <pic:cNvPicPr/>
-                  </pic:nvPicPr>
-                  <pic:blipFill>
-                    <a:blip r:embed="rId11"/>
-                    <a:stretch>
-                      <a:fillRect/>
-                    </a:stretch>
-                  </pic:blipFill>
-                  <pic:spPr>
-                    <a:xfrm>
-                      <a:off x="0" y="0"/>
-                      <a:ext cx="5040000" cy="3127453"/>
-                    </a:xfrm>
-                    <a:prstGeom prst="rect"/>
-                  </pic:spPr>
-                </pic:pic>
-              </a:graphicData>
-            </a:graphic>
-          </wp:anchor>
-        </w:drawing>
-      </w:r>
-    </w:p>
-    <w:p>
-      <w:pPr>
-        <w:spacing w:lineRule="exact" w:line="400" w:before="0" w:after="0"/>
-        <w:ind w:firstLine="0"/>
-        <w:jc w:val="center"/>
-      </w:pPr>
-      <w:r>
-        <w:rPr>
-          <w:rFonts w:ascii="Times New Roman" w:hAnsi="Times New Roman" w:eastAsia="黑体"/>
-          <w:b w:val="0"/>
-          <w:color w:val="000000"/>
-          <w:sz w:val="21"/>
-        </w:rPr>
-        <w:t>图2-2 本项目知识图谱</w:t>
       </w:r>
     </w:p>
     <w:p>
@@ -1237,7 +1170,7 @@
             <wp:extent cx="4680000" cy="2472453"/>
             <wp:effectExtent l="0" t="0" r="0" b="0"/>
             <wp:wrapTopAndBottom/>
-            <wp:docPr id="3" name="Picture 3"/>
+            <wp:docPr id="2" name="Picture 2"/>
             <wp:cNvGraphicFramePr xmlns:a="http://schemas.openxmlformats.org/drawingml/2006/main">
               <a:graphicFrameLocks noChangeAspect="1"/>
             </wp:cNvGraphicFramePr>
@@ -1245,11 +1178,11 @@
               <a:graphicData uri="http://schemas.openxmlformats.org/drawingml/2006/picture">
                 <pic:pic>
                   <pic:nvPicPr>
-                    <pic:cNvPr id="0" name="项目2_图2-3_收支分类框架_v1.png"/>
+                    <pic:cNvPr id="0" name="项目2_图2-2_收支分类框架_v1.png"/>
                     <pic:cNvPicPr/>
                   </pic:nvPicPr>
                   <pic:blipFill>
-                    <a:blip r:embed="rId12"/>
+                    <a:blip r:embed="rId11"/>
                     <a:stretch>
                       <a:fillRect/>
                     </a:stretch>
@@ -1281,7 +1214,7 @@
           <w:color w:val="000000"/>
           <w:sz w:val="21"/>
         </w:rPr>
-        <w:t>图2-3 收支分类框架</w:t>
+        <w:t>图2-2 收支分类框架</w:t>
       </w:r>
     </w:p>
     <w:p>
@@ -1296,7 +1229,7 @@
           <w:color w:val="000000"/>
           <w:sz w:val="24"/>
         </w:rPr>
-        <w:t>图2-3 把收入与支出的分类放在同一张图中。需要注意，图中的“变动支出”与“一次性支出”之间并不是互斥的：同一次采购既可能是变动支出，也可能因金额较大而被视为一次性支出。分类时应当先确定规则，再逐笔归类，而不是凭印象。</w:t>
+        <w:t>图2-2 把收入与支出的分类放在同一张图中。需要注意，图中的“变动支出”与“一次性支出”之间并不是互斥的：同一次采购既可能是变动支出，也可能因金额较大而被视为一次性支出。分类时应当先确定规则，再逐笔归类，而不是凭印象。</w:t>
       </w:r>
     </w:p>
     <w:p>
@@ -3644,7 +3577,7 @@
           <w:color w:val="000000"/>
           <w:sz w:val="24"/>
         </w:rPr>
-        <w:t>预算编制完成后，并不意味着工作结束。预算需要在执行中不断与实际发生的收支进行对照，发现差异后分析原因，再调整执行方式。这样，预算就形成了一个闭环。图2-4 展示了这一闭环的五个步骤。</w:t>
+        <w:t>预算编制完成后，并不意味着工作结束。预算需要在执行中不断与实际发生的收支进行对照，发现差异后分析原因，再调整执行方式。这样，预算就形成了一个闭环。图2-3 展示了这一闭环的五个步骤。</w:t>
       </w:r>
     </w:p>
     <w:p>
@@ -3667,7 +3600,7 @@
             <wp:extent cx="4680000" cy="2904063"/>
             <wp:effectExtent l="0" t="0" r="0" b="0"/>
             <wp:wrapTopAndBottom/>
-            <wp:docPr id="4" name="Picture 4"/>
+            <wp:docPr id="3" name="Picture 3"/>
             <wp:cNvGraphicFramePr xmlns:a="http://schemas.openxmlformats.org/drawingml/2006/main">
               <a:graphicFrameLocks noChangeAspect="1"/>
             </wp:cNvGraphicFramePr>
@@ -3675,11 +3608,11 @@
               <a:graphicData uri="http://schemas.openxmlformats.org/drawingml/2006/picture">
                 <pic:pic>
                   <pic:nvPicPr>
-                    <pic:cNvPr id="0" name="项目2_图2-4_预算执行闭环_v1.png"/>
+                    <pic:cNvPr id="0" name="项目2_图2-3_预算执行闭环_v1.png"/>
                     <pic:cNvPicPr/>
                   </pic:nvPicPr>
                   <pic:blipFill>
-                    <a:blip r:embed="rId13"/>
+                    <a:blip r:embed="rId12"/>
                     <a:stretch>
                       <a:fillRect/>
                     </a:stretch>
@@ -3711,7 +3644,7 @@
           <w:color w:val="000000"/>
           <w:sz w:val="21"/>
         </w:rPr>
-        <w:t>图2-4 预算执行闭环</w:t>
+        <w:t>图2-3 预算执行闭环</w:t>
       </w:r>
     </w:p>
     <w:p>
@@ -4994,7 +4927,7 @@
             <wp:extent cx="5040000" cy="2771553"/>
             <wp:effectExtent l="0" t="0" r="0" b="0"/>
             <wp:wrapTopAndBottom/>
-            <wp:docPr id="5" name="Picture 5"/>
+            <wp:docPr id="4" name="Picture 4"/>
             <wp:cNvGraphicFramePr xmlns:a="http://schemas.openxmlformats.org/drawingml/2006/main">
               <a:graphicFrameLocks noChangeAspect="1"/>
             </wp:cNvGraphicFramePr>
@@ -5002,11 +4935,11 @@
               <a:graphicData uri="http://schemas.openxmlformats.org/drawingml/2006/picture">
                 <pic:pic>
                   <pic:nvPicPr>
-                    <pic:cNvPr id="0" name="项目2_图2-5_预算与实际对比_v1.png"/>
+                    <pic:cNvPr id="0" name="项目2_图2-4_预算与实际对比_v1.png"/>
                     <pic:cNvPicPr/>
                   </pic:nvPicPr>
                   <pic:blipFill>
-                    <a:blip r:embed="rId14"/>
+                    <a:blip r:embed="rId13"/>
                     <a:stretch>
                       <a:fillRect/>
                     </a:stretch>
@@ -5038,7 +4971,7 @@
           <w:color w:val="000000"/>
           <w:sz w:val="21"/>
         </w:rPr>
-        <w:t>图2-5 星空读书会支出：预算与实际对比</w:t>
+        <w:t>图2-4 星空读书会支出：预算与实际对比</w:t>
       </w:r>
     </w:p>
     <w:p>
@@ -5053,7 +4986,7 @@
           <w:color w:val="000000"/>
           <w:sz w:val="24"/>
         </w:rPr>
-        <w:t>图2-5 用柱状图展示了同样的数据。柱状图的优点是一眼就能看出哪些项目超支、哪些节约。需要注意，图中的差异标注应当与表格一致，否则读者会对两者产生怀疑。</w:t>
+        <w:t>图2-4 用柱状图展示了同样的数据。柱状图的优点是一眼就能看出哪些项目超支、哪些节约。需要注意，图中的差异标注应当与表格一致，否则读者会对两者产生怀疑。</w:t>
       </w:r>
     </w:p>
     <w:p>
@@ -7514,7 +7447,7 @@
           <w:color w:val="000000"/>
           <w:sz w:val="24"/>
         </w:rPr>
-        <w:t>图2-6 用瀑布图展示了这一分解过程。</w:t>
+        <w:t>图2-5 用瀑布图展示了这一分解过程。</w:t>
       </w:r>
     </w:p>
     <w:p>
@@ -7537,7 +7470,7 @@
             <wp:extent cx="4680000" cy="2787508"/>
             <wp:effectExtent l="0" t="0" r="0" b="0"/>
             <wp:wrapTopAndBottom/>
-            <wp:docPr id="6" name="Picture 6"/>
+            <wp:docPr id="5" name="Picture 5"/>
             <wp:cNvGraphicFramePr xmlns:a="http://schemas.openxmlformats.org/drawingml/2006/main">
               <a:graphicFrameLocks noChangeAspect="1"/>
             </wp:cNvGraphicFramePr>
@@ -7545,11 +7478,11 @@
               <a:graphicData uri="http://schemas.openxmlformats.org/drawingml/2006/picture">
                 <pic:pic>
                   <pic:nvPicPr>
-                    <pic:cNvPr id="0" name="项目2_图2-6_宣传物料价量分解_v1.png"/>
+                    <pic:cNvPr id="0" name="项目2_图2-5_宣传物料价量分解_v1.png"/>
                     <pic:cNvPicPr/>
                   </pic:nvPicPr>
                   <pic:blipFill>
-                    <a:blip r:embed="rId15"/>
+                    <a:blip r:embed="rId14"/>
                     <a:stretch>
                       <a:fillRect/>
                     </a:stretch>
@@ -7581,7 +7514,7 @@
           <w:color w:val="000000"/>
           <w:sz w:val="21"/>
         </w:rPr>
-        <w:t>图2-6 宣传物料支出的价量分解</w:t>
+        <w:t>图2-5 宣传物料支出的价量分解</w:t>
       </w:r>
     </w:p>
     <w:p>
@@ -9323,6 +9256,88 @@
           <w:sz w:val="28"/>
         </w:rPr>
         <w:t>项目总结</w:t>
+      </w:r>
+    </w:p>
+    <w:p>
+      <w:pPr>
+        <w:spacing w:lineRule="exact" w:line="400" w:before="0" w:after="0"/>
+        <w:ind w:firstLine="480"/>
+      </w:pPr>
+      <w:r>
+        <w:rPr>
+          <w:rFonts w:ascii="Times New Roman" w:hAnsi="Times New Roman" w:eastAsia="宋体"/>
+          <w:b w:val="0"/>
+          <w:color w:val="000000"/>
+          <w:sz w:val="24"/>
+        </w:rPr>
+        <w:t>图2-6 以知识图谱归纳本项目的主要概念与关系。</w:t>
+      </w:r>
+    </w:p>
+    <w:p>
+      <w:pPr>
+        <w:keepNext/>
+        <w:spacing w:lineRule="exact" w:line="400" w:before="0" w:after="0"/>
+        <w:ind w:firstLine="0"/>
+        <w:jc w:val="center"/>
+      </w:pPr>
+      <w:r>
+        <w:drawing>
+          <wp:anchor distT="0" distB="0" distL="0" distR="0" simplePos="0" relativeHeight="251658240" behindDoc="0" locked="0" layoutInCell="1" allowOverlap="0">
+            <wp:simplePos x="0" y="0"/>
+            <wp:positionH relativeFrom="column">
+              <wp:align>center</wp:align>
+            </wp:positionH>
+            <wp:positionV relativeFrom="paragraph">
+              <wp:posOffset>0</wp:posOffset>
+            </wp:positionV>
+            <wp:extent cx="5040000" cy="3127453"/>
+            <wp:effectExtent l="0" t="0" r="0" b="0"/>
+            <wp:wrapTopAndBottom/>
+            <wp:docPr id="6" name="Picture 6"/>
+            <wp:cNvGraphicFramePr xmlns:a="http://schemas.openxmlformats.org/drawingml/2006/main">
+              <a:graphicFrameLocks noChangeAspect="1"/>
+            </wp:cNvGraphicFramePr>
+            <a:graphic xmlns:a="http://schemas.openxmlformats.org/drawingml/2006/main" xmlns:pic="http://schemas.openxmlformats.org/drawingml/2006/picture">
+              <a:graphicData uri="http://schemas.openxmlformats.org/drawingml/2006/picture">
+                <pic:pic>
+                  <pic:nvPicPr>
+                    <pic:cNvPr id="0" name="项目2_图2-6_知识图谱_v1.png"/>
+                    <pic:cNvPicPr/>
+                  </pic:nvPicPr>
+                  <pic:blipFill>
+                    <a:blip r:embed="rId15"/>
+                    <a:stretch>
+                      <a:fillRect/>
+                    </a:stretch>
+                  </pic:blipFill>
+                  <pic:spPr>
+                    <a:xfrm>
+                      <a:off x="0" y="0"/>
+                      <a:ext cx="5040000" cy="3127453"/>
+                    </a:xfrm>
+                    <a:prstGeom prst="rect"/>
+                  </pic:spPr>
+                </pic:pic>
+              </a:graphicData>
+            </a:graphic>
+          </wp:anchor>
+        </w:drawing>
+      </w:r>
+    </w:p>
+    <w:p>
+      <w:pPr>
+        <w:spacing w:lineRule="exact" w:line="400" w:before="0" w:after="0"/>
+        <w:ind w:firstLine="0"/>
+        <w:jc w:val="center"/>
+      </w:pPr>
+      <w:r>
+        <w:rPr>
+          <w:rFonts w:ascii="Times New Roman" w:hAnsi="Times New Roman" w:eastAsia="黑体"/>
+          <w:b w:val="0"/>
+          <w:color w:val="000000"/>
+          <w:sz w:val="21"/>
+        </w:rPr>
+        <w:t>图2-6 本项目知识图谱</w:t>
       </w:r>
     </w:p>
     <w:p>

--- a/AI大模型在财务场景的应用/项目2_范例_v1.docx
+++ b/AI大模型在财务场景的应用/项目2_范例_v1.docx
@@ -9672,7 +9672,7 @@
           <w:color w:val="000000"/>
           <w:sz w:val="24"/>
         </w:rPr>
-        <w:t>本项目正文引用的法律法规条文共1条，已对照财政部网站及国家机关公开发布的文本核实，核实日期为2026年10月27日。该条文仅在拓展部分引用。</w:t>
+        <w:t>本项目正文引用的法规条文共1条，见拓展部分。</w:t>
       </w:r>
     </w:p>
     <w:p>
@@ -9689,52 +9689,7 @@
         </w:rPr>
         <w:t>1.</w:t>
         <w:tab/>
-        <w:t>《企业会计准则——基本准则》，财政部令第33号发布（2006年2月15日）。引用条文：第九条，“企业应当以权责发生制为基础进行会计确认、计量和报告”。核实情况：现行有效。</w:t>
-      </w:r>
-    </w:p>
-    <w:p>
-      <w:pPr>
-        <w:spacing w:lineRule="exact" w:line="400" w:before="0" w:after="0"/>
-        <w:ind w:firstLine="480"/>
-      </w:pPr>
-      <w:r>
-        <w:rPr>
-          <w:rFonts w:ascii="Times New Roman" w:hAnsi="Times New Roman" w:eastAsia="宋体"/>
-          <w:b w:val="0"/>
-          <w:color w:val="000000"/>
-          <w:sz w:val="24"/>
-        </w:rPr>
-        <w:t>**注意事项**：</w:t>
-      </w:r>
-    </w:p>
-    <w:p>
-      <w:pPr>
-        <w:spacing w:lineRule="exact" w:line="400" w:before="0" w:after="0"/>
-        <w:ind w:firstLine="480"/>
-      </w:pPr>
-      <w:r>
-        <w:rPr>
-          <w:rFonts w:ascii="Times New Roman" w:hAnsi="Times New Roman" w:eastAsia="宋体"/>
-          <w:b w:val="0"/>
-          <w:color w:val="000000"/>
-          <w:sz w:val="24"/>
-        </w:rPr>
-        <w:t>- 出版前应在财政部官方网站和国家法律法规数据库复核该准则的现行有效文本。</w:t>
-      </w:r>
-    </w:p>
-    <w:p>
-      <w:pPr>
-        <w:spacing w:lineRule="exact" w:line="400" w:before="0" w:after="0"/>
-        <w:ind w:firstLine="480"/>
-      </w:pPr>
-      <w:r>
-        <w:rPr>
-          <w:rFonts w:ascii="Times New Roman" w:hAnsi="Times New Roman" w:eastAsia="宋体"/>
-          <w:b w:val="0"/>
-          <w:color w:val="000000"/>
-          <w:sz w:val="24"/>
-        </w:rPr>
-        <w:t>- 本项目中的收支记录、预算与实际对比，属于学生组织和小微企业的日常管理方法，不等同于企业正式的会计核算，不应替代企业的正式会计制度。</w:t>
+        <w:t>《企业会计准则——基本准则》，财政部令第33号公布，2006年2月15日发布，2007年1月1日起施行；2014年7月23日财政部令第76号修改。第九条：“企业应当以权责发生制为基础进行会计确认、计量和报告。”</w:t>
       </w:r>
     </w:p>
     <w:sectPr>

--- a/AI大模型在财务场景的应用/项目2_范例_v1.docx
+++ b/AI大模型在财务场景的应用/项目2_范例_v1.docx
@@ -9489,7 +9489,7 @@
           <w:color w:val="000000"/>
           <w:sz w:val="24"/>
         </w:rPr>
-        <w:t>对于学生来说，不需要立即掌握完整的会计准则，但应当养成一个习惯：在做对比之前，先问一句“这笔钱是按什么时间记的”。这个习惯，既能避免时间差造成的误判，也为将来学习正式的会计课程打下基础。</w:t>
+        <w:t>对于学生来说，不需要立即掌握完整的会计理论，但应当养成一个习惯：在做对比之前，先问一句“这笔钱是按什么时间记的”。这个习惯，既能避免时间差造成的误判，也为将来学习正式的会计课程打下基础。</w:t>
       </w:r>
     </w:p>
     <w:p>
@@ -9641,55 +9641,6 @@
         <w:t>7.</w:t>
         <w:tab/>
         <w:t>写一段不超过300字的反思，说明在本项目中，哪些判断由大模型完成，哪些判断由你自己完成，以及你如何确认大模型的结论是可靠的。</w:t>
-      </w:r>
-    </w:p>
-    <w:p>
-      <w:pPr>
-        <w:pStyle w:val="Heading2"/>
-        <w:keepNext/>
-        <w:spacing w:lineRule="exact" w:line="400" w:before="240" w:after="120"/>
-        <w:ind w:firstLine="0"/>
-      </w:pPr>
-      <w:r>
-        <w:rPr>
-          <w:rFonts w:ascii="Times New Roman" w:hAnsi="Times New Roman" w:eastAsia="黑体"/>
-          <w:b/>
-          <w:color w:val="000000"/>
-          <w:sz w:val="28"/>
-        </w:rPr>
-        <w:t>法律与制度依据（本项目引用）</w:t>
-      </w:r>
-    </w:p>
-    <w:p>
-      <w:pPr>
-        <w:spacing w:lineRule="exact" w:line="400" w:before="0" w:after="0"/>
-        <w:ind w:firstLine="480"/>
-      </w:pPr>
-      <w:r>
-        <w:rPr>
-          <w:rFonts w:ascii="Times New Roman" w:hAnsi="Times New Roman" w:eastAsia="宋体"/>
-          <w:b w:val="0"/>
-          <w:color w:val="000000"/>
-          <w:sz w:val="24"/>
-        </w:rPr>
-        <w:t>本项目正文引用的法规条文共1条，见拓展部分。</w:t>
-      </w:r>
-    </w:p>
-    <w:p>
-      <w:pPr>
-        <w:spacing w:lineRule="exact" w:line="400" w:before="0" w:after="0"/>
-        <w:ind w:left="480" w:hanging="480"/>
-      </w:pPr>
-      <w:r>
-        <w:rPr>
-          <w:rFonts w:ascii="Times New Roman" w:hAnsi="Times New Roman" w:eastAsia="宋体"/>
-          <w:b w:val="0"/>
-          <w:color w:val="000000"/>
-          <w:sz w:val="24"/>
-        </w:rPr>
-        <w:t>1.</w:t>
-        <w:tab/>
-        <w:t>《企业会计准则——基本准则》，财政部令第33号公布，2006年2月15日发布，2007年1月1日起施行；2014年7月23日财政部令第76号修改。第九条：“企业应当以权责发生制为基础进行会计确认、计量和报告。”</w:t>
       </w:r>
     </w:p>
     <w:sectPr>

--- a/AI大模型在财务场景的应用/项目2_范例_v1.docx
+++ b/AI大模型在财务场景的应用/项目2_范例_v1.docx
@@ -207,7 +207,7 @@
           <w:color w:val="000000"/>
           <w:sz w:val="28"/>
         </w:rPr>
-        <w:t>任务2.1 用表格记录收支并分类</w:t>
+        <w:t>任务2.1 用表格记录收支，并用AI完成分类</w:t>
       </w:r>
     </w:p>
     <w:p>
